--- a/WK5Assgn_Adhikari_R.docx
+++ b/WK5Assgn_Adhikari_R.docx
@@ -226,18 +226,44 @@
           <w:color w:val="2D3B45"/>
         </w:rPr>
         <w:lastRenderedPageBreak/>
-        <w:t>Introduction</w:t>
+        <w:t>GAP ANALYSIS PLAN:</w:t>
       </w:r>
     </w:p>
     <w:p>
       <w:pPr>
         <w:rPr>
+          <w:b/>
+          <w:bCs/>
           <w:color w:val="2D3B45"/>
         </w:rPr>
       </w:pPr>
     </w:p>
     <w:p>
       <w:pPr>
+        <w:rPr>
+          <w:b/>
+          <w:bCs/>
+          <w:color w:val="2D3B45"/>
+        </w:rPr>
+      </w:pPr>
+      <w:r>
+        <w:rPr>
+          <w:b/>
+          <w:bCs/>
+          <w:color w:val="2D3B45"/>
+        </w:rPr>
+        <w:t>Introduction</w:t>
+      </w:r>
+    </w:p>
+    <w:p>
+      <w:pPr>
+        <w:rPr>
+          <w:color w:val="2D3B45"/>
+        </w:rPr>
+      </w:pPr>
+    </w:p>
+    <w:p>
+      <w:pPr>
         <w:shd w:val="clear" w:color="auto" w:fill="FFFFFF"/>
         <w:spacing w:before="180" w:after="180" w:line="480" w:lineRule="auto"/>
         <w:rPr>
@@ -628,7 +654,21 @@
         <w:rPr>
           <w:color w:val="293236"/>
         </w:rPr>
-        <w:t xml:space="preserve"> usability scores decreases clinicians burnout by 3%</w:t>
+        <w:t xml:space="preserve"> usability scores decreases </w:t>
+      </w:r>
+      <w:proofErr w:type="gramStart"/>
+      <w:r>
+        <w:rPr>
+          <w:color w:val="293236"/>
+        </w:rPr>
+        <w:t>clinicians</w:t>
+      </w:r>
+      <w:proofErr w:type="gramEnd"/>
+      <w:r>
+        <w:rPr>
+          <w:color w:val="293236"/>
+        </w:rPr>
+        <w:t xml:space="preserve"> burnout by 3%</w:t>
       </w:r>
       <w:r>
         <w:rPr>
@@ -696,6 +736,7 @@
         <w:rPr>
           <w:color w:val="293236"/>
         </w:rPr>
+        <w:lastRenderedPageBreak/>
         <w:t>E</w:t>
       </w:r>
       <w:r>
@@ -774,14 +815,7 @@
         <w:rPr>
           <w:color w:val="293236"/>
         </w:rPr>
-        <w:t xml:space="preserve">visual and </w:t>
-      </w:r>
-      <w:r>
-        <w:rPr>
-          <w:color w:val="293236"/>
-        </w:rPr>
-        <w:lastRenderedPageBreak/>
-        <w:t xml:space="preserve">operational </w:t>
+        <w:t xml:space="preserve">visual and operational </w:t>
       </w:r>
       <w:r>
         <w:rPr>
@@ -1384,6 +1418,7 @@
         <w:rPr>
           <w:color w:val="212121"/>
         </w:rPr>
+        <w:lastRenderedPageBreak/>
         <w:t xml:space="preserve">Level 2: </w:t>
       </w:r>
       <w:r>
@@ -1450,14 +1485,7 @@
         <w:rPr>
           <w:color w:val="212121"/>
         </w:rPr>
-        <w:t xml:space="preserve">cause cognitive overload and fatigue, the users might have to </w:t>
-      </w:r>
-      <w:r>
-        <w:rPr>
-          <w:color w:val="212121"/>
-        </w:rPr>
-        <w:lastRenderedPageBreak/>
-        <w:t xml:space="preserve">process a lot of information and remember too many steps to complete the task </w:t>
+        <w:t xml:space="preserve">cause cognitive overload and fatigue, the users might have to process a lot of information and remember too many steps to complete the task </w:t>
       </w:r>
       <w:r>
         <w:rPr>
@@ -1822,8 +1850,13 @@
       <w:r>
         <w:t xml:space="preserve">and </w:t>
       </w:r>
-      <w:r>
-        <w:t xml:space="preserve">Refine the </w:t>
+      <w:proofErr w:type="gramStart"/>
+      <w:r>
+        <w:t>Refine</w:t>
+      </w:r>
+      <w:proofErr w:type="gramEnd"/>
+      <w:r>
+        <w:t xml:space="preserve"> the </w:t>
       </w:r>
       <w:r>
         <w:t>case (</w:t>
@@ -1837,6 +1870,7 @@
         <w:spacing w:after="100" w:afterAutospacing="1" w:line="480" w:lineRule="auto"/>
       </w:pPr>
       <w:r>
+        <w:lastRenderedPageBreak/>
         <w:t xml:space="preserve">My workflow concern was the issue </w:t>
       </w:r>
       <w:r>
@@ -1882,14 +1916,7 @@
         <w:rPr>
           <w:color w:val="293236"/>
         </w:rPr>
-        <w:t xml:space="preserve">/EMR </w:t>
-      </w:r>
-      <w:r>
-        <w:rPr>
-          <w:color w:val="293236"/>
-        </w:rPr>
-        <w:lastRenderedPageBreak/>
-        <w:t>usability and they are Consistency, Visibility, Match, Minimalism, Memory, Feedback, flexibility, message, error, closure, reversibility, language, control, and Documentation.</w:t>
+        <w:t>/EMR usability and they are Consistency, Visibility, Match, Minimalism, Memory, Feedback, flexibility, message, error, closure, reversibility, language, control, and Documentation.</w:t>
       </w:r>
       <w:r>
         <w:rPr>
@@ -2037,7 +2064,14 @@
         <w:rPr>
           <w:color w:val="293236"/>
         </w:rPr>
-        <w:t xml:space="preserve"> interface should have a function that allows users to go back to the previous screen along with editing and undo actions. The language used should be consistent and readable with common terminology and phrases. Users should feel that they are in control of every step without any confusing messages and unexpected results. </w:t>
+        <w:t xml:space="preserve"> interface should have a function that allows users to go back to the previous screen along with editing and undo actions. The language used should be consistent and readable with common terminology and phrases. Users should feel that they are in </w:t>
+      </w:r>
+      <w:r>
+        <w:rPr>
+          <w:color w:val="293236"/>
+        </w:rPr>
+        <w:lastRenderedPageBreak/>
+        <w:t xml:space="preserve">control of every step without any confusing messages and unexpected results. </w:t>
       </w:r>
       <w:r>
         <w:rPr>
@@ -2064,7 +2098,6 @@
         <w:rPr>
           <w:color w:val="293236"/>
         </w:rPr>
-        <w:lastRenderedPageBreak/>
         <w:t xml:space="preserve">I </w:t>
       </w:r>
       <w:r>
@@ -2185,7 +2218,21 @@
         <w:rPr>
           <w:color w:val="2D3B45"/>
         </w:rPr>
-        <w:t>and, In this case,</w:t>
+        <w:t xml:space="preserve">and, </w:t>
+      </w:r>
+      <w:proofErr w:type="gramStart"/>
+      <w:r>
+        <w:rPr>
+          <w:color w:val="2D3B45"/>
+        </w:rPr>
+        <w:t>In</w:t>
+      </w:r>
+      <w:proofErr w:type="gramEnd"/>
+      <w:r>
+        <w:rPr>
+          <w:color w:val="2D3B45"/>
+        </w:rPr>
+        <w:t xml:space="preserve"> this case,</w:t>
       </w:r>
       <w:r>
         <w:rPr>
@@ -2397,7 +2444,14 @@
         <w:rPr>
           <w:color w:val="2D3B45"/>
         </w:rPr>
-        <w:t>ended and short answer questions with additional space for comments are included.</w:t>
+        <w:t xml:space="preserve">ended and short </w:t>
+      </w:r>
+      <w:r>
+        <w:rPr>
+          <w:color w:val="2D3B45"/>
+        </w:rPr>
+        <w:lastRenderedPageBreak/>
+        <w:t>answer questions with additional space for comments are included.</w:t>
       </w:r>
       <w:r>
         <w:rPr>
@@ -2461,7 +2515,6 @@
               <w:rPr>
                 <w:color w:val="2D3B45"/>
               </w:rPr>
-              <w:lastRenderedPageBreak/>
               <w:t>Questions</w:t>
             </w:r>
           </w:p>
@@ -2844,14 +2897,8 @@
               <w:rPr>
                 <w:color w:val="2D3B45"/>
               </w:rPr>
-              <w:t xml:space="preserve">The screen in my HER </w:t>
-            </w:r>
-            <w:r>
-              <w:rPr>
-                <w:color w:val="2D3B45"/>
-              </w:rPr>
               <w:lastRenderedPageBreak/>
-              <w:t>responds quickly to actions</w:t>
+              <w:t>The screen in my HER responds quickly to actions</w:t>
             </w:r>
           </w:p>
         </w:tc>
@@ -3149,14 +3196,29 @@
         <w:rPr>
           <w:color w:val="2D3B45"/>
         </w:rPr>
-        <w:t xml:space="preserve"> be </w:t>
-      </w:r>
-      <w:r>
-        <w:rPr>
-          <w:color w:val="2D3B45"/>
-        </w:rPr>
-        <w:t>used, The</w:t>
-      </w:r>
+        <w:t xml:space="preserve"> </w:t>
+      </w:r>
+      <w:r>
+        <w:rPr>
+          <w:color w:val="2D3B45"/>
+        </w:rPr>
+        <w:lastRenderedPageBreak/>
+        <w:t xml:space="preserve">be </w:t>
+      </w:r>
+      <w:r>
+        <w:rPr>
+          <w:color w:val="2D3B45"/>
+        </w:rPr>
+        <w:t xml:space="preserve">used, </w:t>
+      </w:r>
+      <w:proofErr w:type="gramStart"/>
+      <w:r>
+        <w:rPr>
+          <w:color w:val="2D3B45"/>
+        </w:rPr>
+        <w:t>The</w:t>
+      </w:r>
+      <w:proofErr w:type="gramEnd"/>
       <w:r>
         <w:rPr>
           <w:color w:val="2D3B45"/>
@@ -3173,14 +3235,7 @@
         <w:rPr>
           <w:color w:val="2D3B45"/>
         </w:rPr>
-        <w:t xml:space="preserve">Briefing before the team starts </w:t>
-      </w:r>
-      <w:r>
-        <w:rPr>
-          <w:color w:val="2D3B45"/>
-        </w:rPr>
-        <w:lastRenderedPageBreak/>
-        <w:t>observation on what you are looking for an</w:t>
+        <w:t>Briefing before the team starts observation on what you are looking for an</w:t>
       </w:r>
       <w:r>
         <w:rPr>
@@ -3462,14 +3517,14 @@
         <w:rPr>
           <w:color w:val="2D3B45"/>
         </w:rPr>
-        <w:t xml:space="preserve"> and at the end I will create a graph or chart that will help in understanding the trends and </w:t>
+        <w:t xml:space="preserve"> and </w:t>
       </w:r>
       <w:r>
         <w:rPr>
           <w:color w:val="2D3B45"/>
         </w:rPr>
         <w:lastRenderedPageBreak/>
-        <w:t xml:space="preserve">present findings. Following this </w:t>
+        <w:t xml:space="preserve">at the end I will create a graph or chart that will help in understanding the trends and present findings. Following this </w:t>
       </w:r>
       <w:r>
         <w:rPr>
@@ -3797,6 +3852,7 @@
         <w:rPr>
           <w:color w:val="2D3B45"/>
         </w:rPr>
+        <w:lastRenderedPageBreak/>
         <w:t>2: Processing input: Input is process</w:t>
       </w:r>
       <w:r>
@@ -3831,7 +3887,6 @@
         <w:rPr>
           <w:color w:val="2D3B45"/>
         </w:rPr>
-        <w:lastRenderedPageBreak/>
         <w:t xml:space="preserve">3: Generating response: Response is generated based on processed input and is formatted appropriately for delivery. </w:t>
       </w:r>
     </w:p>
@@ -3899,6 +3954,7 @@
         </w:rPr>
       </w:pPr>
       <w:r>
+        <w:lastRenderedPageBreak/>
         <w:fldChar w:fldCharType="begin"/>
       </w:r>
       <w:r>
@@ -4045,7 +4101,6 @@
           <w:bCs/>
           <w:color w:val="040918"/>
         </w:rPr>
-        <w:lastRenderedPageBreak/>
         <w:t>Conclusion:</w:t>
       </w:r>
     </w:p>
@@ -4080,7 +4135,21 @@
         <w:rPr>
           <w:color w:val="040918"/>
         </w:rPr>
-        <w:t xml:space="preserve"> face challenges during this process, but the end product is worth it. If we design a proper </w:t>
+        <w:t xml:space="preserve"> face challenges during this process, but the </w:t>
+      </w:r>
+      <w:proofErr w:type="gramStart"/>
+      <w:r>
+        <w:rPr>
+          <w:color w:val="040918"/>
+        </w:rPr>
+        <w:t>end product</w:t>
+      </w:r>
+      <w:proofErr w:type="gramEnd"/>
+      <w:r>
+        <w:rPr>
+          <w:color w:val="040918"/>
+        </w:rPr>
+        <w:t xml:space="preserve"> is worth it. If we design a proper </w:t>
       </w:r>
       <w:r>
         <w:rPr>
@@ -4476,6 +4545,7 @@
           <w:iCs/>
           <w:color w:val="000000"/>
         </w:rPr>
+        <w:lastRenderedPageBreak/>
         <w:t>EMR interfaces: 14 principles of user-friendly EMR system interface</w:t>
       </w:r>
       <w:r>
@@ -4713,11 +4783,6 @@
         <w:docPartUnique/>
       </w:docPartObj>
     </w:sdtPr>
-    <w:sdtEndPr>
-      <w:rPr>
-        <w:rStyle w:val="PageNumber"/>
-      </w:rPr>
-    </w:sdtEndPr>
     <w:sdtContent>
       <w:p>
         <w:pPr>
@@ -4770,11 +4835,6 @@
         <w:docPartUnique/>
       </w:docPartObj>
     </w:sdtPr>
-    <w:sdtEndPr>
-      <w:rPr>
-        <w:rStyle w:val="PageNumber"/>
-      </w:rPr>
-    </w:sdtEndPr>
     <w:sdtContent>
       <w:p>
         <w:pPr>
